--- a/report_agent/report_template/risk_assessment_report_template.docx
+++ b/report_agent/report_template/risk_assessment_report_template.docx
@@ -14,6 +14,7 @@
       <w:tr>
         <w:trPr>
           <w:jc w:val="center"/>
+          <w:cantSplit/>
         </w:trPr>
         <w:tc>
           <w:tcPr>
@@ -91,6 +92,7 @@
       <w:tr>
         <w:trPr>
           <w:jc w:val="center"/>
+          <w:cantSplit/>
         </w:trPr>
         <w:tc>
           <w:tcPr>
@@ -165,6 +167,7 @@
       <w:tr>
         <w:trPr>
           <w:jc w:val="center"/>
+          <w:cantSplit/>
         </w:trPr>
         <w:tc>
           <w:tcPr>
@@ -235,6 +238,7 @@
       <w:tr>
         <w:trPr>
           <w:jc w:val="center"/>
+          <w:cantSplit/>
         </w:trPr>
         <w:tc>
           <w:tcPr>
@@ -295,6 +299,7 @@
       <w:tr>
         <w:trPr>
           <w:jc w:val="center"/>
+          <w:cantSplit/>
         </w:trPr>
         <w:tc>
           <w:tcPr>
@@ -365,6 +370,7 @@
       <w:tr>
         <w:trPr>
           <w:jc w:val="center"/>
+          <w:cantSplit/>
         </w:trPr>
         <w:tc>
           <w:tcPr>
@@ -446,6 +452,7 @@
       <w:tr>
         <w:trPr>
           <w:jc w:val="center"/>
+          <w:cantSplit/>
         </w:trPr>
         <w:tc>
           <w:tcPr>
@@ -514,6 +521,11 @@
         <w:br/>
       </w:r>
     </w:p>
+    <w:p>
+      <w:r>
+        <w:br w:type="page"/>
+      </w:r>
+    </w:p>
     <w:tbl>
       <w:tblPr>
         <w:tblW w:w="0" w:type="auto"/>
@@ -524,6 +536,9 @@
         <w:gridCol w:w="5018"/>
       </w:tblGrid>
       <w:tr>
+        <w:trPr>
+          <w:cantSplit/>
+        </w:trPr>
         <w:tc>
           <w:tcPr>
             <w:tcW w:w="5018" w:type="dxa"/>
@@ -540,6 +555,7 @@
             <w:pPr>
               <w:spacing w:after="0"/>
               <w:jc w:val="center"/>
+              <w:pageBreakBefore/>
             </w:pPr>
             <w:r>
               <w:rPr>
@@ -615,6 +631,7 @@
       <w:tr>
         <w:trPr>
           <w:jc w:val="center"/>
+          <w:cantSplit/>
         </w:trPr>
         <w:tc>
           <w:tcPr>
@@ -705,6 +722,7 @@
       <w:tr>
         <w:trPr>
           <w:jc w:val="center"/>
+          <w:cantSplit/>
         </w:trPr>
         <w:tc>
           <w:tcPr>
@@ -1000,6 +1018,7 @@
       <w:tr>
         <w:trPr>
           <w:jc w:val="center"/>
+          <w:cantSplit/>
         </w:trPr>
         <w:tc>
           <w:tcPr>
@@ -1367,6 +1386,9 @@
         <w:gridCol w:w="5018"/>
       </w:tblGrid>
       <w:tr>
+        <w:trPr>
+          <w:cantSplit/>
+        </w:trPr>
         <w:tc>
           <w:tcPr>
             <w:tcW w:w="5018" w:type="dxa"/>
@@ -1383,6 +1405,7 @@
             <w:pPr>
               <w:spacing w:after="0"/>
               <w:jc w:val="center"/>
+              <w:pageBreakBefore/>
             </w:pPr>
             <w:r>
               <w:rPr>
@@ -1484,6 +1507,7 @@
       <w:tr>
         <w:trPr>
           <w:jc w:val="center"/>
+          <w:cantSplit/>
         </w:trPr>
         <w:tc>
           <w:tcPr>
@@ -1768,6 +1792,7 @@
       <w:tr>
         <w:trPr>
           <w:jc w:val="center"/>
+          <w:cantSplit/>
         </w:trPr>
         <w:tc>
           <w:tcPr>
@@ -1848,6 +1873,9 @@
         <w:gridCol w:w="5018"/>
       </w:tblGrid>
       <w:tr>
+        <w:trPr>
+          <w:cantSplit/>
+        </w:trPr>
         <w:tc>
           <w:tcPr>
             <w:tcW w:w="5018" w:type="dxa"/>
@@ -1864,6 +1892,7 @@
             <w:pPr>
               <w:spacing w:after="0"/>
               <w:jc w:val="center"/>
+              <w:pageBreakBefore/>
             </w:pPr>
             <w:r>
               <w:rPr>
@@ -1987,6 +2016,7 @@
       <w:tr>
         <w:trPr>
           <w:jc w:val="center"/>
+          <w:cantSplit/>
         </w:trPr>
         <w:tc>
           <w:tcPr>
@@ -2048,6 +2078,7 @@
       <w:tr>
         <w:trPr>
           <w:jc w:val="center"/>
+          <w:cantSplit/>
         </w:trPr>
         <w:tc>
           <w:tcPr>
@@ -2239,6 +2270,7 @@
       <w:tr>
         <w:trPr>
           <w:jc w:val="center"/>
+          <w:cantSplit/>
         </w:trPr>
         <w:tc>
           <w:tcPr>
@@ -2619,6 +2651,9 @@
         <w:gridCol w:w="5018"/>
       </w:tblGrid>
       <w:tr>
+        <w:trPr>
+          <w:cantSplit/>
+        </w:trPr>
         <w:tc>
           <w:tcPr>
             <w:tcW w:w="5018" w:type="dxa"/>
@@ -2635,6 +2670,7 @@
             <w:pPr>
               <w:spacing w:after="0"/>
               <w:jc w:val="center"/>
+              <w:pageBreakBefore/>
             </w:pPr>
             <w:r>
               <w:rPr>
@@ -2703,6 +2739,7 @@
       <w:tr>
         <w:trPr>
           <w:jc w:val="center"/>
+          <w:cantSplit/>
         </w:trPr>
         <w:tc>
           <w:tcPr>
@@ -2792,6 +2829,7 @@
         <w:trPr>
           <w:trHeight w:val="322"/>
           <w:jc w:val="center"/>
+          <w:cantSplit/>
         </w:trPr>
         <w:tc>
           <w:tcPr>
@@ -2905,6 +2943,7 @@
       <w:tr>
         <w:trPr>
           <w:jc w:val="center"/>
+          <w:cantSplit/>
         </w:trPr>
         <w:tc>
           <w:tcPr>
@@ -3018,6 +3057,7 @@
       <w:tr>
         <w:trPr>
           <w:jc w:val="center"/>
+          <w:cantSplit/>
         </w:trPr>
         <w:tc>
           <w:tcPr>
